--- a/115學年度IGP-八年級國文（已填寫）.docx
+++ b/115學年度IGP-八年級國文（已填寫）.docx
@@ -1095,7 +1095,7 @@
               <w:autoSpaceDN/>
               <w:spacing w:before="100" w:beforeAutospacing="1" w:after="100" w:afterAutospacing="1"/>
               <w:rPr>
-                <w:rFonts w:ascii="標楷體" w:eastAsia="標楷體" w:hAnsi="標楷體" w:cs="新細明體" w:hint="eastAsia"/>
+                <w:rFonts w:ascii="標楷體" w:eastAsia="標楷體" w:hAnsi="標楷體" w:cs="新細明體"/>
                 <w:szCs w:val="24"/>
               </w:rPr>
             </w:pPr>
@@ -1114,7 +1114,7 @@
               <w:autoSpaceDN/>
               <w:spacing w:before="100" w:beforeAutospacing="1" w:after="100" w:afterAutospacing="1"/>
               <w:rPr>
-                <w:rFonts w:ascii="標楷體" w:eastAsia="標楷體" w:hAnsi="標楷體" w:cs="新細明體" w:hint="eastAsia"/>
+                <w:rFonts w:ascii="標楷體" w:eastAsia="標楷體" w:hAnsi="標楷體" w:cs="新細明體"/>
                 <w:szCs w:val="24"/>
               </w:rPr>
             </w:pPr>
@@ -1133,16 +1133,32 @@
               <w:autoSpaceDN/>
               <w:spacing w:before="100" w:beforeAutospacing="1" w:after="100" w:afterAutospacing="1"/>
               <w:rPr>
+                <w:rFonts w:ascii="標楷體" w:eastAsia="標楷體" w:hAnsi="標楷體" w:cs="新細明體"/>
+                <w:szCs w:val="24"/>
+              </w:rPr>
+            </w:pPr>
+            <w:r>
+              <w:rPr>
                 <w:rFonts w:ascii="標楷體" w:eastAsia="標楷體" w:hAnsi="標楷體" w:cs="新細明體" w:hint="eastAsia"/>
                 <w:szCs w:val="24"/>
               </w:rPr>
-            </w:pPr>
+              <w:t>思辨與詮釋能力：跳脫單一視角，運用邏輯分析文本的隱喻</w:t>
+            </w:r>
+            <w:proofErr w:type="gramStart"/>
             <w:r>
               <w:rPr>
                 <w:rFonts w:ascii="標楷體" w:eastAsia="標楷體" w:hAnsi="標楷體" w:cs="新細明體" w:hint="eastAsia"/>
                 <w:szCs w:val="24"/>
               </w:rPr>
-              <w:t>思辨與詮釋能力：跳脫單一視角，運用邏輯分析文本的隱喻</w:t>
+              <w:t>（</w:t>
+            </w:r>
+            <w:proofErr w:type="gramEnd"/>
+            <w:r>
+              <w:rPr>
+                <w:rFonts w:ascii="標楷體" w:eastAsia="標楷體" w:hAnsi="標楷體" w:cs="新細明體" w:hint="eastAsia"/>
+                <w:szCs w:val="24"/>
+              </w:rPr>
+              <w:t>如：「</w:t>
             </w:r>
             <w:proofErr w:type="gramStart"/>
             <w:r>
@@ -1150,7 +1166,7 @@
                 <w:rFonts w:ascii="標楷體" w:eastAsia="標楷體" w:hAnsi="標楷體" w:cs="新細明體" w:hint="eastAsia"/>
                 <w:szCs w:val="24"/>
               </w:rPr>
-              <w:t>（</w:t>
+              <w:t>紙船</w:t>
             </w:r>
             <w:proofErr w:type="gramEnd"/>
             <w:r>
@@ -1158,39 +1174,7 @@
                 <w:rFonts w:ascii="標楷體" w:eastAsia="標楷體" w:hAnsi="標楷體" w:cs="新細明體" w:hint="eastAsia"/>
                 <w:szCs w:val="24"/>
               </w:rPr>
-              <w:t>如：「</w:t>
-            </w:r>
-            <w:proofErr w:type="gramStart"/>
-            <w:r>
-              <w:rPr>
-                <w:rFonts w:ascii="標楷體" w:eastAsia="標楷體" w:hAnsi="標楷體" w:cs="新細明體" w:hint="eastAsia"/>
-                <w:szCs w:val="24"/>
-              </w:rPr>
-              <w:t>紙船</w:t>
-            </w:r>
-            <w:proofErr w:type="gramEnd"/>
-            <w:r>
-              <w:rPr>
-                <w:rFonts w:ascii="標楷體" w:eastAsia="標楷體" w:hAnsi="標楷體" w:cs="新細明體" w:hint="eastAsia"/>
-                <w:szCs w:val="24"/>
-              </w:rPr>
-              <w:t>」之於親情、「石虎」之於生態</w:t>
-            </w:r>
-            <w:proofErr w:type="gramStart"/>
-            <w:r>
-              <w:rPr>
-                <w:rFonts w:ascii="標楷體" w:eastAsia="標楷體" w:hAnsi="標楷體" w:cs="新細明體" w:hint="eastAsia"/>
-                <w:szCs w:val="24"/>
-              </w:rPr>
-              <w:t>）</w:t>
-            </w:r>
-            <w:proofErr w:type="gramEnd"/>
-            <w:r>
-              <w:rPr>
-                <w:rFonts w:ascii="標楷體" w:eastAsia="標楷體" w:hAnsi="標楷體" w:cs="新細明體" w:hint="eastAsia"/>
-                <w:szCs w:val="24"/>
-              </w:rPr>
-              <w:t>，並能針對文本中潛藏的人生課題與社會議題，進行多維度的辯證與評析。</w:t>
+              <w:t>」之於親情、「石虎」之於生態），並能針對文本中潛藏的人生課題與社會議題，進行多維度的辯證與評析。</w:t>
             </w:r>
           </w:p>
           <w:p>
@@ -1200,7 +1184,7 @@
               <w:autoSpaceDN/>
               <w:spacing w:before="100" w:beforeAutospacing="1" w:after="100" w:afterAutospacing="1"/>
               <w:rPr>
-                <w:rFonts w:ascii="標楷體" w:eastAsia="標楷體" w:hAnsi="標楷體" w:cs="新細明體" w:hint="eastAsia"/>
+                <w:rFonts w:ascii="標楷體" w:eastAsia="標楷體" w:hAnsi="標楷體" w:cs="新細明體"/>
                 <w:szCs w:val="24"/>
               </w:rPr>
             </w:pPr>
@@ -1219,7 +1203,7 @@
               <w:autoSpaceDN/>
               <w:spacing w:before="100" w:beforeAutospacing="1" w:after="100" w:afterAutospacing="1"/>
               <w:rPr>
-                <w:rFonts w:ascii="標楷體" w:eastAsia="標楷體" w:hAnsi="標楷體" w:cs="新細明體" w:hint="eastAsia"/>
+                <w:rFonts w:ascii="標楷體" w:eastAsia="標楷體" w:hAnsi="標楷體" w:cs="新細明體"/>
                 <w:szCs w:val="24"/>
               </w:rPr>
             </w:pPr>
@@ -1270,7 +1254,7 @@
               <w:autoSpaceDN/>
               <w:spacing w:before="100" w:beforeAutospacing="1" w:after="100" w:afterAutospacing="1"/>
               <w:rPr>
-                <w:rFonts w:ascii="標楷體" w:eastAsia="標楷體" w:hAnsi="標楷體" w:cs="新細明體" w:hint="eastAsia"/>
+                <w:rFonts w:ascii="標楷體" w:eastAsia="標楷體" w:hAnsi="標楷體" w:cs="新細明體"/>
                 <w:szCs w:val="24"/>
               </w:rPr>
             </w:pPr>
@@ -1321,7 +1305,7 @@
               <w:autoSpaceDN/>
               <w:spacing w:before="100" w:beforeAutospacing="1" w:after="100" w:afterAutospacing="1"/>
               <w:rPr>
-                <w:rFonts w:ascii="標楷體" w:eastAsia="標楷體" w:hAnsi="標楷體" w:cs="新細明體" w:hint="eastAsia"/>
+                <w:rFonts w:ascii="標楷體" w:eastAsia="標楷體" w:hAnsi="標楷體" w:cs="新細明體"/>
                 <w:szCs w:val="24"/>
               </w:rPr>
             </w:pPr>
@@ -1340,7 +1324,7 @@
               <w:autoSpaceDN/>
               <w:spacing w:before="100" w:beforeAutospacing="1" w:after="100" w:afterAutospacing="1"/>
               <w:rPr>
-                <w:rFonts w:ascii="標楷體" w:eastAsia="標楷體" w:hAnsi="標楷體" w:cs="新細明體" w:hint="eastAsia"/>
+                <w:rFonts w:ascii="標楷體" w:eastAsia="標楷體" w:hAnsi="標楷體" w:cs="新細明體"/>
                 <w:szCs w:val="24"/>
               </w:rPr>
             </w:pPr>
@@ -1359,7 +1343,7 @@
               <w:autoSpaceDN/>
               <w:spacing w:before="100" w:beforeAutospacing="1" w:after="100" w:afterAutospacing="1"/>
               <w:rPr>
-                <w:rFonts w:ascii="標楷體" w:eastAsia="標楷體" w:hAnsi="標楷體" w:cs="新細明體" w:hint="eastAsia"/>
+                <w:rFonts w:ascii="標楷體" w:eastAsia="標楷體" w:hAnsi="標楷體" w:cs="新細明體"/>
                 <w:szCs w:val="24"/>
               </w:rPr>
             </w:pPr>
@@ -1378,7 +1362,7 @@
               <w:autoSpaceDN/>
               <w:spacing w:before="100" w:beforeAutospacing="1" w:after="100" w:afterAutospacing="1"/>
               <w:rPr>
-                <w:rFonts w:ascii="標楷體" w:eastAsia="標楷體" w:hAnsi="標楷體" w:cs="新細明體" w:hint="eastAsia"/>
+                <w:rFonts w:ascii="標楷體" w:eastAsia="標楷體" w:hAnsi="標楷體" w:cs="新細明體"/>
                 <w:szCs w:val="24"/>
               </w:rPr>
             </w:pPr>
@@ -1397,16 +1381,32 @@
               <w:autoSpaceDN/>
               <w:spacing w:before="100" w:beforeAutospacing="1" w:after="100" w:afterAutospacing="1"/>
               <w:rPr>
+                <w:rFonts w:ascii="標楷體" w:eastAsia="標楷體" w:hAnsi="標楷體" w:cs="新細明體"/>
+                <w:szCs w:val="24"/>
+              </w:rPr>
+            </w:pPr>
+            <w:r>
+              <w:rPr>
                 <w:rFonts w:ascii="標楷體" w:eastAsia="標楷體" w:hAnsi="標楷體" w:cs="新細明體" w:hint="eastAsia"/>
                 <w:szCs w:val="24"/>
               </w:rPr>
-            </w:pPr>
+              <w:t>多元文化與生命哲學：透過對文人人格</w:t>
+            </w:r>
+            <w:proofErr w:type="gramStart"/>
             <w:r>
               <w:rPr>
                 <w:rFonts w:ascii="標楷體" w:eastAsia="標楷體" w:hAnsi="標楷體" w:cs="新細明體" w:hint="eastAsia"/>
                 <w:szCs w:val="24"/>
               </w:rPr>
-              <w:t>多元文化與生命哲學：透過對文人人格</w:t>
+              <w:t>（</w:t>
+            </w:r>
+            <w:proofErr w:type="gramEnd"/>
+            <w:r>
+              <w:rPr>
+                <w:rFonts w:ascii="標楷體" w:eastAsia="標楷體" w:hAnsi="標楷體" w:cs="新細明體" w:hint="eastAsia"/>
+                <w:szCs w:val="24"/>
+              </w:rPr>
+              <w:t>如：陶淵明</w:t>
             </w:r>
             <w:proofErr w:type="gramStart"/>
             <w:r>
@@ -1414,7 +1414,7 @@
                 <w:rFonts w:ascii="標楷體" w:eastAsia="標楷體" w:hAnsi="標楷體" w:cs="新細明體" w:hint="eastAsia"/>
                 <w:szCs w:val="24"/>
               </w:rPr>
-              <w:t>（</w:t>
+              <w:t>）</w:t>
             </w:r>
             <w:proofErr w:type="gramEnd"/>
             <w:r>
@@ -1422,39 +1422,7 @@
                 <w:rFonts w:ascii="標楷體" w:eastAsia="標楷體" w:hAnsi="標楷體" w:cs="新細明體" w:hint="eastAsia"/>
                 <w:szCs w:val="24"/>
               </w:rPr>
-              <w:t>如：陶淵明</w:t>
-            </w:r>
-            <w:proofErr w:type="gramStart"/>
-            <w:r>
-              <w:rPr>
-                <w:rFonts w:ascii="標楷體" w:eastAsia="標楷體" w:hAnsi="標楷體" w:cs="新細明體" w:hint="eastAsia"/>
-                <w:szCs w:val="24"/>
-              </w:rPr>
-              <w:t>）</w:t>
-            </w:r>
-            <w:proofErr w:type="gramEnd"/>
-            <w:r>
-              <w:rPr>
-                <w:rFonts w:ascii="標楷體" w:eastAsia="標楷體" w:hAnsi="標楷體" w:cs="新細明體" w:hint="eastAsia"/>
-                <w:szCs w:val="24"/>
-              </w:rPr>
-              <w:t>與社會價值</w:t>
-            </w:r>
-            <w:proofErr w:type="gramStart"/>
-            <w:r>
-              <w:rPr>
-                <w:rFonts w:ascii="標楷體" w:eastAsia="標楷體" w:hAnsi="標楷體" w:cs="新細明體" w:hint="eastAsia"/>
-                <w:szCs w:val="24"/>
-              </w:rPr>
-              <w:t>（</w:t>
-            </w:r>
-            <w:proofErr w:type="gramEnd"/>
-            <w:r>
-              <w:rPr>
-                <w:rFonts w:ascii="標楷體" w:eastAsia="標楷體" w:hAnsi="標楷體" w:cs="新細明體" w:hint="eastAsia"/>
-                <w:szCs w:val="24"/>
-              </w:rPr>
-              <w:t>如：謝天、尼可拉斯效應</w:t>
+              <w:t>與社會價值（如：謝天、尼可拉斯效應</w:t>
             </w:r>
             <w:proofErr w:type="gramStart"/>
             <w:r>
@@ -1480,7 +1448,7 @@
               <w:autoSpaceDN/>
               <w:spacing w:before="100" w:beforeAutospacing="1" w:after="100" w:afterAutospacing="1"/>
               <w:rPr>
-                <w:rFonts w:ascii="標楷體" w:eastAsia="標楷體" w:hAnsi="標楷體" w:cs="新細明體" w:hint="eastAsia"/>
+                <w:rFonts w:ascii="標楷體" w:eastAsia="標楷體" w:hAnsi="標楷體" w:cs="新細明體"/>
                 <w:szCs w:val="24"/>
               </w:rPr>
             </w:pPr>
@@ -1642,23 +1610,7 @@
                 <w:rFonts w:ascii="標楷體" w:eastAsia="標楷體" w:hAnsi="標楷體" w:cs="新細明體"/>
                 <w:szCs w:val="24"/>
               </w:rPr>
-              <w:t>內已經習得的語文知識進行形成性評量，精</w:t>
-            </w:r>
-            <w:proofErr w:type="gramStart"/>
-            <w:r>
-              <w:rPr>
-                <w:rFonts w:ascii="標楷體" w:eastAsia="標楷體" w:hAnsi="標楷體" w:cs="新細明體"/>
-                <w:szCs w:val="24"/>
-              </w:rPr>
-              <w:t>準</w:t>
-            </w:r>
-            <w:proofErr w:type="gramEnd"/>
-            <w:r>
-              <w:rPr>
-                <w:rFonts w:ascii="標楷體" w:eastAsia="標楷體" w:hAnsi="標楷體" w:cs="新細明體"/>
-                <w:szCs w:val="24"/>
-              </w:rPr>
-              <w:t>檢測學生的學習狀況。針對同學該次評量不足的部分，及時予以動態輔導與個別化加強。</w:t>
+              <w:t>內已經習得的語文知識進行形成性評量，精準檢測學生的學習狀況。針對同學該次評量不足的部分，及時予以動態輔導與個別化加強。</w:t>
             </w:r>
           </w:p>
           <w:p>
@@ -1831,7 +1783,7 @@
               <w:autoSpaceDN/>
               <w:ind w:left="360"/>
               <w:rPr>
-                <w:rFonts w:ascii="標楷體" w:eastAsia="標楷體" w:hAnsi="標楷體" w:hint="eastAsia"/>
+                <w:rFonts w:ascii="標楷體" w:eastAsia="標楷體" w:hAnsi="標楷體"/>
                 <w:color w:val="000000"/>
                 <w:sz w:val="24"/>
                 <w:szCs w:val="24"/>
@@ -1885,7 +1837,7 @@
               <w:autoSpaceDN/>
               <w:ind w:left="360"/>
               <w:rPr>
-                <w:rFonts w:ascii="標楷體" w:eastAsia="標楷體" w:hAnsi="標楷體" w:hint="eastAsia"/>
+                <w:rFonts w:ascii="標楷體" w:eastAsia="標楷體" w:hAnsi="標楷體"/>
                 <w:color w:val="000000"/>
                 <w:sz w:val="24"/>
                 <w:szCs w:val="24"/>
@@ -1939,7 +1891,7 @@
               <w:autoSpaceDN/>
               <w:ind w:left="360"/>
               <w:rPr>
-                <w:rFonts w:ascii="標楷體" w:eastAsia="標楷體" w:hAnsi="標楷體" w:hint="eastAsia"/>
+                <w:rFonts w:ascii="標楷體" w:eastAsia="標楷體" w:hAnsi="標楷體"/>
                 <w:color w:val="000000"/>
                 <w:sz w:val="24"/>
                 <w:szCs w:val="24"/>
@@ -2007,7 +1959,7 @@
               <w:autoSpaceDN/>
               <w:ind w:left="360"/>
               <w:rPr>
-                <w:rFonts w:ascii="標楷體" w:eastAsia="標楷體" w:hAnsi="標楷體" w:hint="eastAsia"/>
+                <w:rFonts w:ascii="標楷體" w:eastAsia="標楷體" w:hAnsi="標楷體"/>
                 <w:color w:val="000000"/>
                 <w:sz w:val="24"/>
                 <w:szCs w:val="24"/>
@@ -2041,7 +1993,7 @@
               <w:autoSpaceDN/>
               <w:ind w:left="360"/>
               <w:rPr>
-                <w:rFonts w:ascii="標楷體" w:eastAsia="標楷體" w:hAnsi="標楷體" w:hint="eastAsia"/>
+                <w:rFonts w:ascii="標楷體" w:eastAsia="標楷體" w:hAnsi="標楷體"/>
                 <w:color w:val="000000"/>
                 <w:sz w:val="24"/>
                 <w:szCs w:val="24"/>
@@ -2075,7 +2027,7 @@
               <w:autoSpaceDN/>
               <w:ind w:left="360"/>
               <w:rPr>
-                <w:rFonts w:ascii="標楷體" w:eastAsia="標楷體" w:hAnsi="標楷體" w:hint="eastAsia"/>
+                <w:rFonts w:ascii="標楷體" w:eastAsia="標楷體" w:hAnsi="標楷體"/>
                 <w:color w:val="000000"/>
                 <w:sz w:val="24"/>
                 <w:szCs w:val="24"/>
@@ -2110,7 +2062,7 @@
               <w:autoSpaceDN/>
               <w:ind w:left="360"/>
               <w:rPr>
-                <w:rFonts w:ascii="標楷體" w:eastAsia="標楷體" w:hAnsi="標楷體" w:hint="eastAsia"/>
+                <w:rFonts w:ascii="標楷體" w:eastAsia="標楷體" w:hAnsi="標楷體"/>
                 <w:color w:val="000000"/>
                 <w:sz w:val="24"/>
                 <w:szCs w:val="24"/>
@@ -2165,7 +2117,7 @@
               <w:autoSpaceDN/>
               <w:ind w:left="360"/>
               <w:rPr>
-                <w:rFonts w:ascii="標楷體" w:eastAsia="標楷體" w:hAnsi="標楷體" w:hint="eastAsia"/>
+                <w:rFonts w:ascii="標楷體" w:eastAsia="標楷體" w:hAnsi="標楷體"/>
                 <w:color w:val="000000"/>
                 <w:sz w:val="24"/>
                 <w:szCs w:val="24"/>
@@ -2199,7 +2151,7 @@
               <w:autoSpaceDN/>
               <w:ind w:left="360"/>
               <w:rPr>
-                <w:rFonts w:ascii="標楷體" w:eastAsia="標楷體" w:hAnsi="標楷體" w:hint="eastAsia"/>
+                <w:rFonts w:ascii="標楷體" w:eastAsia="標楷體" w:hAnsi="標楷體"/>
                 <w:color w:val="000000"/>
                 <w:sz w:val="24"/>
                 <w:szCs w:val="24"/>
@@ -2234,7 +2186,7 @@
               <w:autoSpaceDN/>
               <w:ind w:left="360"/>
               <w:rPr>
-                <w:rFonts w:ascii="標楷體" w:eastAsia="標楷體" w:hAnsi="標楷體" w:hint="eastAsia"/>
+                <w:rFonts w:ascii="標楷體" w:eastAsia="標楷體" w:hAnsi="標楷體"/>
                 <w:color w:val="000000"/>
                 <w:sz w:val="24"/>
                 <w:szCs w:val="24"/>
@@ -2290,7 +2242,7 @@
               <w:spacing w:line="240" w:lineRule="auto"/>
               <w:ind w:left="360" w:firstLine="0"/>
               <w:rPr>
-                <w:rFonts w:ascii="標楷體" w:eastAsia="標楷體" w:hAnsi="標楷體" w:hint="eastAsia"/>
+                <w:rFonts w:ascii="標楷體" w:eastAsia="標楷體" w:hAnsi="標楷體"/>
                 <w:color w:val="000000"/>
                 <w:sz w:val="24"/>
                 <w:szCs w:val="24"/>
@@ -2319,6 +2271,7 @@
                 <w:szCs w:val="24"/>
               </w:rPr>
             </w:pPr>
+            <w:bookmarkStart w:id="0" w:name="_GoBack" w:colFirst="1" w:colLast="1"/>
             <w:proofErr w:type="gramStart"/>
             <w:r>
               <w:rPr>
@@ -2440,38 +2393,327 @@
             <w:vAlign w:val="center"/>
           </w:tcPr>
           <w:p>
-            <w:r>
+            <w:pPr>
+              <w:rPr>
+                <w:rFonts w:ascii="標楷體" w:eastAsia="標楷體" w:hAnsi="標楷體"/>
+              </w:rPr>
+            </w:pPr>
+            <w:r>
+              <w:rPr>
+                <w:rFonts w:ascii="標楷體" w:eastAsia="標楷體" w:hAnsi="標楷體"/>
+              </w:rPr>
+              <w:lastRenderedPageBreak/>
               <w:t>【情意發展】</w:t>
+            </w:r>
+            <w:r>
+              <w:rPr>
+                <w:rFonts w:ascii="標楷體" w:eastAsia="標楷體" w:hAnsi="標楷體"/>
+              </w:rPr>
               <w:br/>
-              <w:t>1. 特情-J-A1：具備對成功的合宜觀點，有效擬定自我精進計畫，發展優勢、面對弱勢。具備樂觀思考、並能激發正向情緒，追求精進、挑戰與心靈成長。</w:t>
+              <w:t xml:space="preserve">1. </w:t>
+            </w:r>
+            <w:r>
+              <w:rPr>
+                <w:rFonts w:ascii="標楷體" w:eastAsia="標楷體" w:hAnsi="標楷體"/>
+              </w:rPr>
+              <w:t>特情</w:t>
+            </w:r>
+            <w:r>
+              <w:rPr>
+                <w:rFonts w:ascii="標楷體" w:eastAsia="標楷體" w:hAnsi="標楷體"/>
+              </w:rPr>
+              <w:t>-J-A1</w:t>
+            </w:r>
+            <w:r>
+              <w:rPr>
+                <w:rFonts w:ascii="標楷體" w:eastAsia="標楷體" w:hAnsi="標楷體"/>
+              </w:rPr>
+              <w:t>：具備對成功的合宜觀點，有效擬定自我精進計畫，發展優勢、面對弱勢。具備樂觀思考、並能激發正向情緒，追求精進、挑戰與心靈成長。</w:t>
+            </w:r>
+            <w:r>
+              <w:rPr>
+                <w:rFonts w:ascii="標楷體" w:eastAsia="標楷體" w:hAnsi="標楷體"/>
+              </w:rPr>
               <w:br/>
-              <w:t>2. 特情-J-B1：適切表達意見與感受，並能以同理的態度溝通，促進良好的人際關係。</w:t>
+              <w:t xml:space="preserve">2. </w:t>
+            </w:r>
+            <w:r>
+              <w:rPr>
+                <w:rFonts w:ascii="標楷體" w:eastAsia="標楷體" w:hAnsi="標楷體"/>
+              </w:rPr>
+              <w:t>特情</w:t>
+            </w:r>
+            <w:r>
+              <w:rPr>
+                <w:rFonts w:ascii="標楷體" w:eastAsia="標楷體" w:hAnsi="標楷體"/>
+              </w:rPr>
+              <w:t>-J-B1</w:t>
+            </w:r>
+            <w:r>
+              <w:rPr>
+                <w:rFonts w:ascii="標楷體" w:eastAsia="標楷體" w:hAnsi="標楷體"/>
+              </w:rPr>
+              <w:t>：適切表達意見與感受，並能以同理的態度溝通，促進良好的人際關係。</w:t>
+            </w:r>
+            <w:r>
+              <w:rPr>
+                <w:rFonts w:ascii="標楷體" w:eastAsia="標楷體" w:hAnsi="標楷體"/>
+              </w:rPr>
               <w:br/>
+            </w:r>
+            <w:r>
+              <w:rPr>
+                <w:rFonts w:ascii="標楷體" w:eastAsia="標楷體" w:hAnsi="標楷體"/>
+              </w:rPr>
               <w:t>【創造力】</w:t>
+            </w:r>
+            <w:r>
+              <w:rPr>
+                <w:rFonts w:ascii="標楷體" w:eastAsia="標楷體" w:hAnsi="標楷體"/>
+              </w:rPr>
               <w:br/>
-              <w:t>3. 特創-J-A1：具備盡情展現創造性人格特質的人性觀與自我觀，敏覺不尋常之處且追根究底，並主動接受與執行挑戰性任務。</w:t>
+              <w:t xml:space="preserve">3. </w:t>
+            </w:r>
+            <w:r>
+              <w:rPr>
+                <w:rFonts w:ascii="標楷體" w:eastAsia="標楷體" w:hAnsi="標楷體"/>
+              </w:rPr>
+              <w:t>特創</w:t>
+            </w:r>
+            <w:r>
+              <w:rPr>
+                <w:rFonts w:ascii="標楷體" w:eastAsia="標楷體" w:hAnsi="標楷體"/>
+              </w:rPr>
+              <w:t>-J-A1</w:t>
+            </w:r>
+            <w:r>
+              <w:rPr>
+                <w:rFonts w:ascii="標楷體" w:eastAsia="標楷體" w:hAnsi="標楷體"/>
+              </w:rPr>
+              <w:t>：具備盡情展現創造性人格特質的人性觀與自我觀，敏覺不尋常之處且追根究</w:t>
+            </w:r>
+            <w:r>
+              <w:rPr>
+                <w:rFonts w:ascii="標楷體" w:eastAsia="標楷體" w:hAnsi="標楷體"/>
+              </w:rPr>
+              <w:lastRenderedPageBreak/>
+              <w:t>底，並主動接受與執行挑戰性任務。</w:t>
+            </w:r>
+            <w:r>
+              <w:rPr>
+                <w:rFonts w:ascii="標楷體" w:eastAsia="標楷體" w:hAnsi="標楷體"/>
+              </w:rPr>
               <w:br/>
-              <w:t>4. 特創-J-A2：具備批判思考能力與習慣，區辨關鍵性問題，構思反省各種困難與解決策略，有效重組與提出最可能的問題解決模式。</w:t>
+              <w:t xml:space="preserve">4. </w:t>
+            </w:r>
+            <w:r>
+              <w:rPr>
+                <w:rFonts w:ascii="標楷體" w:eastAsia="標楷體" w:hAnsi="標楷體"/>
+              </w:rPr>
+              <w:t>特創</w:t>
+            </w:r>
+            <w:r>
+              <w:rPr>
+                <w:rFonts w:ascii="標楷體" w:eastAsia="標楷體" w:hAnsi="標楷體"/>
+              </w:rPr>
+              <w:t>-J-A2</w:t>
+            </w:r>
+            <w:r>
+              <w:rPr>
+                <w:rFonts w:ascii="標楷體" w:eastAsia="標楷體" w:hAnsi="標楷體"/>
+              </w:rPr>
+              <w:t>：具備批判思考能力與習慣，區辨關鍵性問題，構思反省各種困難與解決策略，有效重組與提出最可能的問題解決模式。</w:t>
+            </w:r>
+            <w:r>
+              <w:rPr>
+                <w:rFonts w:ascii="標楷體" w:eastAsia="標楷體" w:hAnsi="標楷體"/>
+              </w:rPr>
               <w:br/>
-              <w:t>5. 特創-J-B3：具備賞析創造性藝術的能力，培養創作興趣，時時保有美感敏覺性，透過對創意成果的反思與分享，印證生活處處皆創造的經驗與審美觀。</w:t>
+              <w:t xml:space="preserve">5. </w:t>
+            </w:r>
+            <w:r>
+              <w:rPr>
+                <w:rFonts w:ascii="標楷體" w:eastAsia="標楷體" w:hAnsi="標楷體"/>
+              </w:rPr>
+              <w:t>特創</w:t>
+            </w:r>
+            <w:r>
+              <w:rPr>
+                <w:rFonts w:ascii="標楷體" w:eastAsia="標楷體" w:hAnsi="標楷體"/>
+              </w:rPr>
+              <w:t>-J-B3</w:t>
+            </w:r>
+            <w:r>
+              <w:rPr>
+                <w:rFonts w:ascii="標楷體" w:eastAsia="標楷體" w:hAnsi="標楷體"/>
+              </w:rPr>
+              <w:t>：具備賞析創造性藝術的能力，培養創作興趣，時時保有美感敏覺性，透過對創意成果的反思與分享，印證生活處處皆創造的經驗與審美觀。</w:t>
+            </w:r>
+            <w:r>
+              <w:rPr>
+                <w:rFonts w:ascii="標楷體" w:eastAsia="標楷體" w:hAnsi="標楷體"/>
+              </w:rPr>
               <w:br/>
+            </w:r>
+            <w:r>
+              <w:rPr>
+                <w:rFonts w:ascii="標楷體" w:eastAsia="標楷體" w:hAnsi="標楷體"/>
+              </w:rPr>
               <w:t>【領導才能】</w:t>
+            </w:r>
+            <w:r>
+              <w:rPr>
+                <w:rFonts w:ascii="標楷體" w:eastAsia="標楷體" w:hAnsi="標楷體"/>
+              </w:rPr>
               <w:br/>
-              <w:t>6. 特領-J-A1：具備良好的領導知能與態度，分析自我與他人的領導特質，展現積極接受挑戰與發揮自我價值和生命意義。</w:t>
+              <w:t>6</w:t>
+            </w:r>
+            <w:r>
+              <w:rPr>
+                <w:rFonts w:ascii="標楷體" w:eastAsia="標楷體" w:hAnsi="標楷體"/>
+              </w:rPr>
+              <w:t xml:space="preserve">. </w:t>
+            </w:r>
+            <w:r>
+              <w:rPr>
+                <w:rFonts w:ascii="標楷體" w:eastAsia="標楷體" w:hAnsi="標楷體"/>
+              </w:rPr>
+              <w:t>特領</w:t>
+            </w:r>
+            <w:r>
+              <w:rPr>
+                <w:rFonts w:ascii="標楷體" w:eastAsia="標楷體" w:hAnsi="標楷體"/>
+              </w:rPr>
+              <w:t>-J-A1</w:t>
+            </w:r>
+            <w:r>
+              <w:rPr>
+                <w:rFonts w:ascii="標楷體" w:eastAsia="標楷體" w:hAnsi="標楷體"/>
+              </w:rPr>
+              <w:t>：具備良好的領導知能與態度，分析自我與他人的領導特質，展現積極接受挑戰與發揮自我價值和生命意義。</w:t>
+            </w:r>
+            <w:r>
+              <w:rPr>
+                <w:rFonts w:ascii="標楷體" w:eastAsia="標楷體" w:hAnsi="標楷體"/>
+              </w:rPr>
               <w:br/>
-              <w:t>7. 特領-J-A2：具備設定長期計畫目標與執行任務的能力，妥善劃分責任與釐清權限，使用合適策略以評估計畫成效。</w:t>
+              <w:t xml:space="preserve">7. </w:t>
+            </w:r>
+            <w:r>
+              <w:rPr>
+                <w:rFonts w:ascii="標楷體" w:eastAsia="標楷體" w:hAnsi="標楷體"/>
+              </w:rPr>
+              <w:t>特領</w:t>
+            </w:r>
+            <w:r>
+              <w:rPr>
+                <w:rFonts w:ascii="標楷體" w:eastAsia="標楷體" w:hAnsi="標楷體"/>
+              </w:rPr>
+              <w:t>-J-A2</w:t>
+            </w:r>
+            <w:r>
+              <w:rPr>
+                <w:rFonts w:ascii="標楷體" w:eastAsia="標楷體" w:hAnsi="標楷體"/>
+              </w:rPr>
+              <w:t>：具備設定長期計畫目標與執行任務的能力，妥善劃分責任與釐清權限，使用合適策略以評估計畫成效。</w:t>
+            </w:r>
+            <w:r>
+              <w:rPr>
+                <w:rFonts w:ascii="標楷體" w:eastAsia="標楷體" w:hAnsi="標楷體"/>
+              </w:rPr>
               <w:br/>
-              <w:t>8. 特領-J-B1：具備適當回應成員情緒表達的知能，以正向態度和成員相處並妥善處理人際衝突，肯定成員貢獻並協助成長。</w:t>
+              <w:t xml:space="preserve">8. </w:t>
+            </w:r>
+            <w:r>
+              <w:rPr>
+                <w:rFonts w:ascii="標楷體" w:eastAsia="標楷體" w:hAnsi="標楷體"/>
+              </w:rPr>
+              <w:t>特領</w:t>
+            </w:r>
+            <w:r>
+              <w:rPr>
+                <w:rFonts w:ascii="標楷體" w:eastAsia="標楷體" w:hAnsi="標楷體"/>
+              </w:rPr>
+              <w:t>-J-B1</w:t>
+            </w:r>
+            <w:r>
+              <w:rPr>
+                <w:rFonts w:ascii="標楷體" w:eastAsia="標楷體" w:hAnsi="標楷體"/>
+              </w:rPr>
+              <w:t>：具備適當回應成員情緒表達的知能，以正向態度和成員相處並妥善處理人際衝突，肯定成員貢獻並協助成長。</w:t>
+            </w:r>
+            <w:r>
+              <w:rPr>
+                <w:rFonts w:ascii="標楷體" w:eastAsia="標楷體" w:hAnsi="標楷體"/>
+              </w:rPr>
               <w:br/>
+            </w:r>
+            <w:r>
+              <w:rPr>
+                <w:rFonts w:ascii="標楷體" w:eastAsia="標楷體" w:hAnsi="標楷體"/>
+              </w:rPr>
               <w:t>【獨立研究】</w:t>
+            </w:r>
+            <w:r>
+              <w:rPr>
+                <w:rFonts w:ascii="標楷體" w:eastAsia="標楷體" w:hAnsi="標楷體"/>
+              </w:rPr>
               <w:br/>
-              <w:t>9. 特獨-J-A1：透過獨立研究，評估自我興趣傾向與優勢能力，擬定適切生涯發展方向與目標。</w:t>
+              <w:t xml:space="preserve">9. </w:t>
+            </w:r>
+            <w:r>
+              <w:rPr>
+                <w:rFonts w:ascii="標楷體" w:eastAsia="標楷體" w:hAnsi="標楷體"/>
+              </w:rPr>
+              <w:t>特獨</w:t>
+            </w:r>
+            <w:r>
+              <w:rPr>
+                <w:rFonts w:ascii="標楷體" w:eastAsia="標楷體" w:hAnsi="標楷體"/>
+              </w:rPr>
+              <w:t>-J-A1</w:t>
+            </w:r>
+            <w:r>
+              <w:rPr>
+                <w:rFonts w:ascii="標楷體" w:eastAsia="標楷體" w:hAnsi="標楷體"/>
+              </w:rPr>
+              <w:t>：透過獨立研究，評估自我興趣傾向與優勢能力，擬定適切生涯發展方向與目標。</w:t>
+            </w:r>
+            <w:r>
+              <w:rPr>
+                <w:rFonts w:ascii="標楷體" w:eastAsia="標楷體" w:hAnsi="標楷體"/>
+              </w:rPr>
               <w:br/>
-              <w:t>10. 特獨-J-A2：提出適切的探究問題，依據習得的知識，透過獨立思考與分析，提出可能的問題解決模式，並實際驗證及解析。</w:t>
+              <w:t xml:space="preserve">10. </w:t>
+            </w:r>
+            <w:r>
+              <w:rPr>
+                <w:rFonts w:ascii="標楷體" w:eastAsia="標楷體" w:hAnsi="標楷體"/>
+              </w:rPr>
+              <w:t>特獨</w:t>
+            </w:r>
+            <w:r>
+              <w:rPr>
+                <w:rFonts w:ascii="標楷體" w:eastAsia="標楷體" w:hAnsi="標楷體"/>
+              </w:rPr>
+              <w:t>-J-A2</w:t>
+            </w:r>
+            <w:r>
+              <w:rPr>
+                <w:rFonts w:ascii="標楷體" w:eastAsia="標楷體" w:hAnsi="標楷體"/>
+              </w:rPr>
+              <w:t>：提出適切的探究問題，依據習得的</w:t>
+            </w:r>
+            <w:r>
+              <w:rPr>
+                <w:rFonts w:ascii="標楷體" w:eastAsia="標楷體" w:hAnsi="標楷體"/>
+              </w:rPr>
+              <w:t>知識，透過獨立思考與分析，提出可能的問題解決模式，並實際驗證及解析。</w:t>
             </w:r>
           </w:p>
         </w:tc>
       </w:tr>
+      <w:bookmarkEnd w:id="0"/>
       <w:tr>
         <w:tc>
           <w:tcPr>
@@ -2496,6 +2738,7 @@
                 <w:color w:val="000000" w:themeColor="text1"/>
                 <w:szCs w:val="24"/>
               </w:rPr>
+              <w:lastRenderedPageBreak/>
               <w:t>週</w:t>
             </w:r>
             <w:proofErr w:type="gramEnd"/>
@@ -3932,6 +4175,7 @@
                 <w:sz w:val="20"/>
                 <w:szCs w:val="20"/>
               </w:rPr>
+              <w:lastRenderedPageBreak/>
               <w:t>4</w:t>
             </w:r>
           </w:p>
@@ -4098,7 +4342,19 @@
           </w:tcPr>
           <w:p>
             <w:r>
-              <w:t>能理解〈下雨天，真好〉懷舊散文的時間結構（現在→過去→現在）與敘事手法；分析「雨天」意象如何承載家庭溫情；進行主題寫作，描繪個人生命中的美好記憶。</w:t>
+              <w:t>能理解〈下雨天，真好〉懷舊散文的時間結構（現在</w:t>
+            </w:r>
+            <w:r>
+              <w:t>→</w:t>
+            </w:r>
+            <w:r>
+              <w:t>過去</w:t>
+            </w:r>
+            <w:r>
+              <w:t>→</w:t>
+            </w:r>
+            <w:r>
+              <w:t>現在）與敘事手法；分析「雨天」意象如何承載家庭溫情；進行主題寫作，描繪個人生命中的美好記憶。</w:t>
             </w:r>
           </w:p>
         </w:tc>
@@ -4856,6 +5112,7 @@
                 <w:sz w:val="20"/>
                 <w:szCs w:val="20"/>
               </w:rPr>
+              <w:lastRenderedPageBreak/>
               <w:t>10</w:t>
             </w:r>
           </w:p>
@@ -5164,7 +5421,6 @@
                 <w:sz w:val="20"/>
                 <w:szCs w:val="20"/>
               </w:rPr>
-              <w:lastRenderedPageBreak/>
               <w:t>12</w:t>
             </w:r>
           </w:p>
@@ -5331,7 +5587,13 @@
           </w:tcPr>
           <w:p>
             <w:r>
-              <w:t>能透過心智圖整合〈鳥〉全文的資訊，深化詠物抒懷的主題理解；連結生態保育議題，進行「有情臺灣──棄養寵物」主題寫作；培養對自然生命的責任感與公民意識。</w:t>
+              <w:t>能透過心智圖整合〈鳥〉全文的資訊，深化詠物抒懷的主題理解；連結生態保育議題，進行「有情臺灣</w:t>
+            </w:r>
+            <w:r>
+              <w:t>──</w:t>
+            </w:r>
+            <w:r>
+              <w:t>棄養寵物」主題寫作；培養對自然生命的責任感與公民意識。</w:t>
             </w:r>
           </w:p>
         </w:tc>
@@ -5639,7 +5901,13 @@
           </w:tcPr>
           <w:p>
             <w:r>
-              <w:t>能理解《史記》在中國文學史的地位；分析〈張釋之執法〉文言史傳的敘事手法——以平實語言穿插對話呈現人物形象；探討「法律之前人人平等」的核心價值及其現代意義。</w:t>
+              <w:t>能理解《史記》在中國文學史的地位；分析〈張釋之執法〉文言史傳的敘事手法</w:t>
+            </w:r>
+            <w:r>
+              <w:t>——</w:t>
+            </w:r>
+            <w:r>
+              <w:t>以平實語言穿插對話呈現人物形象；探討「法律之前人人平等」的核心價值及其現代意義。</w:t>
             </w:r>
           </w:p>
         </w:tc>
@@ -5781,6 +6049,7 @@
                 <w:sz w:val="20"/>
                 <w:szCs w:val="20"/>
               </w:rPr>
+              <w:lastRenderedPageBreak/>
               <w:t>16</w:t>
             </w:r>
           </w:p>
@@ -6597,7 +6866,11 @@
           </w:tcPr>
           <w:p>
             <w:r>
-              <w:t>能運用閱讀摘要技巧擷取議論文長篇重點；以運動家風度為題，撰寫結合個人經驗與論點的創作短文；透過分組分享增進同儕間的多元觀點交流。</w:t>
+              <w:t>能運用閱讀摘要技巧擷取議論文長篇重點；以運動家風度為題，撰寫結合個人經驗與論點的創作短文；透過分組分享增進同儕間的多元觀</w:t>
+            </w:r>
+            <w:r>
+              <w:lastRenderedPageBreak/>
+              <w:t>點交流。</w:t>
             </w:r>
           </w:p>
         </w:tc>
@@ -6608,6 +6881,7 @@
           </w:tcPr>
           <w:p>
             <w:r>
+              <w:lastRenderedPageBreak/>
               <w:t>2/15~2/19</w:t>
             </w:r>
           </w:p>
@@ -7201,7 +7475,6 @@
                 <w:sz w:val="20"/>
                 <w:szCs w:val="20"/>
               </w:rPr>
-              <w:lastRenderedPageBreak/>
               <w:t>6</w:t>
             </w:r>
           </w:p>
@@ -7368,7 +7641,19 @@
           </w:tcPr>
           <w:p>
             <w:r>
-              <w:t>能掌握書信、便條的格式與寫作要領；了解傳統與現代書信的形式差異；透過實際書寫練習——問候書信與便條——培養日常書面溝通的素養，進行第一次段考複習。</w:t>
+              <w:t>能掌握書信、便條的格式與寫作要領；了解傳統與現代書信的形式差異；透過實際書寫練習</w:t>
+            </w:r>
+            <w:r>
+              <w:t>——</w:t>
+            </w:r>
+            <w:r>
+              <w:t>問候書信與便條</w:t>
+            </w:r>
+            <w:r>
+              <w:t>——</w:t>
+            </w:r>
+            <w:r>
+              <w:t>培養日常書面溝通的素養，進行第一次段考複習。</w:t>
             </w:r>
           </w:p>
         </w:tc>
@@ -7522,7 +7807,11 @@
           </w:tcPr>
           <w:p>
             <w:r>
-              <w:t>能賞析〈我所知道的康橋〉記敘式抒情文的景物描寫手法；分析徐志摩如何以第二人稱「你」拉近讀者與文本的距離；探討「心靈歸屬」的概念，進行個人心靈地圖創作。</w:t>
+              <w:t>能賞析〈我所知道的康橋〉記敘式抒情文的景物描寫手法；分析徐志摩如何以第二人稱「你」拉近讀者與文本的距離；探討「心靈歸</w:t>
+            </w:r>
+            <w:r>
+              <w:lastRenderedPageBreak/>
+              <w:t>屬」的概念，進行個人心靈地圖創作。</w:t>
             </w:r>
           </w:p>
         </w:tc>
@@ -7533,6 +7822,7 @@
           </w:tcPr>
           <w:p>
             <w:r>
+              <w:lastRenderedPageBreak/>
               <w:t>3/29~4/2</w:t>
             </w:r>
           </w:p>
@@ -8446,7 +8736,11 @@
           </w:tcPr>
           <w:p>
             <w:r>
-              <w:t>能認識題辭、柬帖的分類與格式；掌握選詞貼切、典雅的書寫原則；透過情境任務設計（婚宴、喪禮等主題）進行題辭應用練習，傳承漢語文化的禮俗之美，進行第二次段考複習。</w:t>
+              <w:t>能認識題辭、柬帖的分類與格式；掌握選詞貼切、典雅的書寫原則；透過情境任務設計（婚宴、喪禮等主題）進行題辭應用練習，傳承漢</w:t>
+            </w:r>
+            <w:r>
+              <w:lastRenderedPageBreak/>
+              <w:t>語文化的禮俗之美，進行第二次段考複習。</w:t>
             </w:r>
           </w:p>
         </w:tc>
@@ -8457,6 +8751,7 @@
           </w:tcPr>
           <w:p>
             <w:r>
+              <w:lastRenderedPageBreak/>
               <w:t>5/10~5/14</w:t>
             </w:r>
           </w:p>
@@ -8908,7 +9203,19 @@
           </w:tcPr>
           <w:p>
             <w:r>
-              <w:t>能深入分析〈空城計〉中「草船借箭」前後情節的邏輯因果關係；透過NotebookLM等AI工具進行文本知識管理與探究；完成以「智謀策略」為主題的專題報告，展現跨域整合能力。</w:t>
+              <w:t>能深入分析〈空城計〉中「草船借箭」前後情節的邏輯因果關係；透過</w:t>
+            </w:r>
+            <w:r>
+              <w:t>NotebookLM</w:t>
+            </w:r>
+            <w:r>
+              <w:t>等</w:t>
+            </w:r>
+            <w:r>
+              <w:t>AI</w:t>
+            </w:r>
+            <w:r>
+              <w:t>工具進行文本知識管理與探究；完成以「智謀策略」為主題的專題報告，展現跨域整合能力。</w:t>
             </w:r>
           </w:p>
         </w:tc>
